--- a/03_Outputs/final scripts/ru/Module 9/9.2.0-ru.docx
+++ b/03_Outputs/final scripts/ru/Module 9/9.2.0-ru.docx
@@ -9,7 +9,7 @@
     </w:p>
     <w:p>
       <w:r>
-        <w:t xml:space="preserve">Инвестиции в возобновляемую энергию в развивающихся странах — это не только внедрение новых технологий, но и понимание и управление рисками. В этой главе мы исследуем, как риски определяются, воспринимаются и оцениваются инвесторами и кредиторами, и почему эти риски часто делают финансирование проектов в области возобновляемой энергии более дорогим на развивающихся рынках.  </w:t>
+        <w:t xml:space="preserve">Инвестиции в возобновляемую энергию в развивающихся странах — это не только внедрение новых технологий, но и понимание и управление рисками. В этой главе мы исследуем, как инвесторы и кредиторы определяют, воспринимают и оценивают риски, а также почему эти риски часто делают финансирование проектов в области возобновляемой энергии более дорогим на развивающихся рынках.  </w:t>
       </w:r>
     </w:p>
     <w:p>
